--- a/data/outputs/v2/General_Science/SS1.3_Nutrition_in_Animals/quiz/General_Science_G10_SS1.3_Nutrition_in_Animals_L2_AnswerKey.docx
+++ b/data/outputs/v2/General_Science/SS1.3_Nutrition_in_Animals/quiz/General_Science_G10_SS1.3_Nutrition_in_Animals_L2_AnswerKey.docx
@@ -1405,7 +1405,7 @@
         </w:rPr>
         <w:t xml:space="preserve">© 2026 SeaVuria and ARES. Aligned with KICD objectives. Developed by SeaVuria; technical implementation by ARES (with AI assistance from Claude). Licensed under </w:t>
       </w:r>
-      <w:hyperlink w:history="1" r:id="rIdbqwhwpebaa-dapvjurw3c">
+      <w:hyperlink w:history="1" r:id="rIdwetydnr0ygqkhk3ujkurr">
         <w:r>
           <w:rPr>
             <w:rFonts w:ascii="Arial" w:cs="Arial" w:eastAsia="Arial" w:hAnsi="Arial"/>
@@ -1426,7 +1426,7 @@
         </w:rPr>
         <w:t xml:space="preserve"> (</w:t>
       </w:r>
-      <w:hyperlink w:history="1" r:id="rIdbba76jjf35iimjqfb06ph">
+      <w:hyperlink w:history="1" r:id="rId29y1hm8c37dltloriuwi6">
         <w:r>
           <w:rPr>
             <w:rFonts w:ascii="Arial" w:cs="Arial" w:eastAsia="Arial" w:hAnsi="Arial"/>

--- a/data/outputs/v2/General_Science/SS1.3_Nutrition_in_Animals/quiz/General_Science_G10_SS1.3_Nutrition_in_Animals_L2_AnswerKey.docx
+++ b/data/outputs/v2/General_Science/SS1.3_Nutrition_in_Animals/quiz/General_Science_G10_SS1.3_Nutrition_in_Animals_L2_AnswerKey.docx
@@ -1405,7 +1405,7 @@
         </w:rPr>
         <w:t xml:space="preserve">© 2026 SeaVuria and ARES. Aligned with KICD objectives. Developed by SeaVuria; technical implementation by ARES (with AI assistance from Claude). Licensed under </w:t>
       </w:r>
-      <w:hyperlink w:history="1" r:id="rIdwetydnr0ygqkhk3ujkurr">
+      <w:hyperlink w:history="1" r:id="rIdhgjjkxjmv9xbgepgf-r0y">
         <w:r>
           <w:rPr>
             <w:rFonts w:ascii="Arial" w:cs="Arial" w:eastAsia="Arial" w:hAnsi="Arial"/>
@@ -1426,7 +1426,7 @@
         </w:rPr>
         <w:t xml:space="preserve"> (</w:t>
       </w:r>
-      <w:hyperlink w:history="1" r:id="rId29y1hm8c37dltloriuwi6">
+      <w:hyperlink w:history="1" r:id="rIdwl6n8sbfobjwtyqgrrcyi">
         <w:r>
           <w:rPr>
             <w:rFonts w:ascii="Arial" w:cs="Arial" w:eastAsia="Arial" w:hAnsi="Arial"/>

--- a/data/outputs/v2/General_Science/SS1.3_Nutrition_in_Animals/quiz/General_Science_G10_SS1.3_Nutrition_in_Animals_L2_AnswerKey.docx
+++ b/data/outputs/v2/General_Science/SS1.3_Nutrition_in_Animals/quiz/General_Science_G10_SS1.3_Nutrition_in_Animals_L2_AnswerKey.docx
@@ -1405,7 +1405,7 @@
         </w:rPr>
         <w:t xml:space="preserve">© 2026 SeaVuria and ARES. Aligned with KICD objectives. Developed by SeaVuria; technical implementation by ARES (with AI assistance from Claude). Licensed under </w:t>
       </w:r>
-      <w:hyperlink w:history="1" r:id="rIdhgjjkxjmv9xbgepgf-r0y">
+      <w:hyperlink w:history="1" r:id="rIdnkosqoyz3e0lmotglghu0">
         <w:r>
           <w:rPr>
             <w:rFonts w:ascii="Arial" w:cs="Arial" w:eastAsia="Arial" w:hAnsi="Arial"/>
@@ -1426,7 +1426,7 @@
         </w:rPr>
         <w:t xml:space="preserve"> (</w:t>
       </w:r>
-      <w:hyperlink w:history="1" r:id="rIdwl6n8sbfobjwtyqgrrcyi">
+      <w:hyperlink w:history="1" r:id="rIdjzwfnikovhvthhy-rqjaj">
         <w:r>
           <w:rPr>
             <w:rFonts w:ascii="Arial" w:cs="Arial" w:eastAsia="Arial" w:hAnsi="Arial"/>
